--- a/docs/SREC_FIS_V3.0_Complete_System_Validation_and_Defect_Report.docx
+++ b/docs/SREC_FIS_V3.0_Complete_System_Validation_and_Defect_Report.docx
@@ -43,7 +43,7 @@
           <w:color w:val="64748B"/>
           <w:sz w:val="18"/>
         </w:rPr>
-        <w:t>Report Generated: August 18, 2026 at 11:38 PM | Lead QA &amp; Security Audit Team</w:t>
+        <w:t>Report Generated: August 18, 2026 at 11:43 PM | Lead QA &amp; Security Audit Team</w:t>
       </w:r>
     </w:p>
     <w:p>
